--- a/docassemble/SmartDocx_sr/data/templates/lawsuit-for-debt-collection_sr.docx
+++ b/docassemble/SmartDocx_sr/data/templates/lawsuit-for-debt-collection_sr.docx
@@ -25,7 +25,7 @@
           <w:sz w:val="24"/>
           <w:szCs w:val="24"/>
         </w:rPr>
-        <w:t xml:space="preserve">ОСНОВНИ СУД У {{ </w:t>
+        <w:t xml:space="preserve">ОСНОВНИ СУД У {{ sd_court_name }}</w:t>
       </w:r>
       <w:r>
         <w:rPr>
@@ -35,7 +35,7 @@
           <w:sz w:val="24"/>
           <w:szCs w:val="24"/>
         </w:rPr>
-        <w:t xml:space="preserve">sd_court_name</w:t>
+        <w:t xml:space="preserve"/>
       </w:r>
       <w:r>
         <w:rPr>
@@ -45,7 +45,7 @@
           <w:sz w:val="24"/>
           <w:szCs w:val="24"/>
         </w:rPr>
-        <w:t xml:space="preserve"> }}</w:t>
+        <w:t xml:space="preserve"/>
       </w:r>
       <w:r>
         <w:rPr>
@@ -119,7 +119,7 @@
           <w:lang w:eastAsia="sr-Cyrl-RS"/>
           <w14:ligatures w14:val="none"/>
         </w:rPr>
-        <w:t xml:space="preserve">{{ </w:t>
+        <w:t xml:space="preserve">{{ sd_claimant_full_name }}</w:t>
       </w:r>
       <w:r>
         <w:rPr>
@@ -130,7 +130,7 @@
           <w:lang w:eastAsia="sr-Cyrl-RS"/>
           <w14:ligatures w14:val="none"/>
         </w:rPr>
-        <w:t xml:space="preserve">sd_claimant_full_name</w:t>
+        <w:t xml:space="preserve"/>
       </w:r>
       <w:r>
         <w:rPr>
@@ -141,7 +141,7 @@
           <w:lang w:eastAsia="sr-Cyrl-RS"/>
           <w14:ligatures w14:val="none"/>
         </w:rPr>
-        <w:t xml:space="preserve"> }},</w:t>
+        <w:t xml:space="preserve">,</w:t>
       </w:r>
       <w:r>
         <w:rPr>
@@ -163,7 +163,7 @@
           <w:lang w:eastAsia="sr-Cyrl-RS"/>
           <w14:ligatures w14:val="none"/>
         </w:rPr>
-        <w:t xml:space="preserve">{{ </w:t>
+        <w:t xml:space="preserve">{{ sd_claimant_ID }}</w:t>
       </w:r>
       <w:r>
         <w:rPr>
@@ -174,7 +174,7 @@
           <w:lang w:eastAsia="sr-Cyrl-RS"/>
           <w14:ligatures w14:val="none"/>
         </w:rPr>
-        <w:t xml:space="preserve">sd_claimant</w:t>
+        <w:t xml:space="preserve"/>
       </w:r>
       <w:r>
         <w:rPr>
@@ -185,7 +185,7 @@
           <w:lang w:eastAsia="sr-Cyrl-RS"/>
           <w14:ligatures w14:val="none"/>
         </w:rPr>
-        <w:t xml:space="preserve">_</w:t>
+        <w:t xml:space="preserve"/>
       </w:r>
       <w:r>
         <w:rPr>
@@ -196,7 +196,7 @@
           <w:lang w:val="sr-Latn-RS" w:eastAsia="sr-Cyrl-RS"/>
           <w14:ligatures w14:val="none"/>
         </w:rPr>
-        <w:t xml:space="preserve">ID</w:t>
+        <w:t xml:space="preserve"/>
       </w:r>
       <w:r>
         <w:rPr>
@@ -207,7 +207,7 @@
           <w:lang w:eastAsia="sr-Cyrl-RS"/>
           <w14:ligatures w14:val="none"/>
         </w:rPr>
-        <w:t xml:space="preserve"> }},</w:t>
+        <w:t xml:space="preserve">,</w:t>
       </w:r>
       <w:r>
         <w:rPr>
@@ -246,7 +246,7 @@
           <w:lang w:eastAsia="sr-Cyrl-RS"/>
           <w14:ligatures w14:val="none"/>
         </w:rPr>
-        <w:t xml:space="preserve">{{ </w:t>
+        <w:t xml:space="preserve">{{ sd_claimant_city }}</w:t>
       </w:r>
       <w:r>
         <w:rPr>
@@ -257,7 +257,7 @@
           <w:lang w:eastAsia="sr-Cyrl-RS"/>
           <w14:ligatures w14:val="none"/>
         </w:rPr>
-        <w:t xml:space="preserve">sd_claimant_city</w:t>
+        <w:t xml:space="preserve"/>
       </w:r>
       <w:r>
         <w:rPr>
@@ -268,7 +268,7 @@
           <w:lang w:eastAsia="sr-Cyrl-RS"/>
           <w14:ligatures w14:val="none"/>
         </w:rPr>
-        <w:t xml:space="preserve"> }}</w:t>
+        <w:t xml:space="preserve"/>
       </w:r>
       <w:r>
         <w:rPr>
@@ -298,7 +298,7 @@
           <w:lang w:eastAsia="sr-Cyrl-RS"/>
           <w14:ligatures w14:val="none"/>
         </w:rPr>
-        <w:t xml:space="preserve">.{{ </w:t>
+        <w:t xml:space="preserve">.{{ sd_claimant_adress }}</w:t>
       </w:r>
       <w:r>
         <w:rPr>
@@ -309,7 +309,7 @@
           <w:lang w:eastAsia="sr-Cyrl-RS"/>
           <w14:ligatures w14:val="none"/>
         </w:rPr>
-        <w:t xml:space="preserve">sd_claimant_adress</w:t>
+        <w:t xml:space="preserve"/>
       </w:r>
       <w:r>
         <w:rPr>
@@ -320,7 +320,7 @@
           <w:lang w:eastAsia="sr-Cyrl-RS"/>
           <w14:ligatures w14:val="none"/>
         </w:rPr>
-        <w:t xml:space="preserve"> }} </w:t>
+        <w:t xml:space="preserve"> </w:t>
       </w:r>
       <w:r>
         <w:rPr>
@@ -353,7 +353,7 @@
           <w:lang w:eastAsia="sr-Cyrl-RS"/>
           <w14:ligatures w14:val="none"/>
         </w:rPr>
-        <w:t xml:space="preserve">{{ </w:t>
+        <w:t xml:space="preserve">{{ sd_lawyer_full_name }}</w:t>
       </w:r>
       <w:r>
         <w:rPr>
@@ -364,7 +364,7 @@
           <w:lang w:eastAsia="sr-Cyrl-RS"/>
           <w14:ligatures w14:val="none"/>
         </w:rPr>
-        <w:t xml:space="preserve">sd_lawyer_full_name</w:t>
+        <w:t xml:space="preserve"/>
       </w:r>
       <w:r>
         <w:rPr>
@@ -375,7 +375,7 @@
           <w:lang w:eastAsia="sr-Cyrl-RS"/>
           <w14:ligatures w14:val="none"/>
         </w:rPr>
-        <w:t xml:space="preserve"> }}, {{ </w:t>
+        <w:t xml:space="preserve">, {{ sd_lawyer_adress }}</w:t>
       </w:r>
       <w:r>
         <w:rPr>
@@ -386,7 +386,7 @@
           <w:lang w:eastAsia="sr-Cyrl-RS"/>
           <w14:ligatures w14:val="none"/>
         </w:rPr>
-        <w:t xml:space="preserve">sd_lawyer_adress</w:t>
+        <w:t xml:space="preserve"/>
       </w:r>
       <w:r>
         <w:rPr>
@@ -397,7 +397,7 @@
           <w:lang w:eastAsia="sr-Cyrl-RS"/>
           <w14:ligatures w14:val="none"/>
         </w:rPr>
-        <w:t xml:space="preserve"> }}</w:t>
+        <w:t xml:space="preserve"/>
       </w:r>
       <w:r>
         <w:rPr>
@@ -441,7 +441,7 @@
           <w:lang w:eastAsia="sr-Cyrl-RS"/>
           <w14:ligatures w14:val="none"/>
         </w:rPr>
-        <w:t xml:space="preserve">{{ </w:t>
+        <w:t xml:space="preserve">{{ sd_defendant_full_name }}</w:t>
       </w:r>
       <w:r>
         <w:rPr>
@@ -452,7 +452,7 @@
           <w:lang w:eastAsia="sr-Cyrl-RS"/>
           <w14:ligatures w14:val="none"/>
         </w:rPr>
-        <w:t xml:space="preserve">sd_defendant_full_name</w:t>
+        <w:t xml:space="preserve"/>
       </w:r>
       <w:r>
         <w:rPr>
@@ -463,7 +463,7 @@
           <w:lang w:eastAsia="sr-Cyrl-RS"/>
           <w14:ligatures w14:val="none"/>
         </w:rPr>
-        <w:t xml:space="preserve"> }}</w:t>
+        <w:t xml:space="preserve"/>
       </w:r>
       <w:r>
         <w:rPr>
@@ -485,7 +485,7 @@
           <w:lang w:eastAsia="sr-Cyrl-RS"/>
           <w14:ligatures w14:val="none"/>
         </w:rPr>
-        <w:t xml:space="preserve">{{ </w:t>
+        <w:t xml:space="preserve">{{ sd_defendant_ID }}</w:t>
       </w:r>
       <w:r>
         <w:rPr>
@@ -496,7 +496,7 @@
           <w:lang w:eastAsia="sr-Cyrl-RS"/>
           <w14:ligatures w14:val="none"/>
         </w:rPr>
-        <w:t xml:space="preserve">sd</w:t>
+        <w:t xml:space="preserve"/>
       </w:r>
       <w:r>
         <w:rPr>
@@ -507,7 +507,7 @@
           <w:lang w:eastAsia="sr-Cyrl-RS"/>
           <w14:ligatures w14:val="none"/>
         </w:rPr>
-        <w:t xml:space="preserve">_ </w:t>
+        <w:t xml:space="preserve"/>
       </w:r>
       <w:r>
         <w:rPr>
@@ -518,7 +518,7 @@
           <w:lang w:eastAsia="sr-Cyrl-RS"/>
           <w14:ligatures w14:val="none"/>
         </w:rPr>
-        <w:t xml:space="preserve">defendant</w:t>
+        <w:t xml:space="preserve"/>
       </w:r>
       <w:r>
         <w:rPr>
@@ -529,7 +529,7 @@
           <w:lang w:eastAsia="sr-Cyrl-RS"/>
           <w14:ligatures w14:val="none"/>
         </w:rPr>
-        <w:t xml:space="preserve">_</w:t>
+        <w:t xml:space="preserve"/>
       </w:r>
       <w:r>
         <w:rPr>
@@ -540,7 +540,7 @@
           <w:lang w:val="sr-Latn-RS" w:eastAsia="sr-Cyrl-RS"/>
           <w14:ligatures w14:val="none"/>
         </w:rPr>
-        <w:t xml:space="preserve">ID</w:t>
+        <w:t xml:space="preserve"/>
       </w:r>
       <w:r>
         <w:rPr>
@@ -551,7 +551,7 @@
           <w:lang w:eastAsia="sr-Cyrl-RS"/>
           <w14:ligatures w14:val="none"/>
         </w:rPr>
-        <w:t xml:space="preserve"> }},, </w:t>
+        <w:t xml:space="preserve">,, </w:t>
       </w:r>
       <w:r>
         <w:rPr>
@@ -570,7 +570,7 @@
           <w:lang w:eastAsia="sr-Cyrl-RS"/>
           <w14:ligatures w14:val="none"/>
         </w:rPr>
-        <w:t xml:space="preserve">{{ </w:t>
+        <w:t xml:space="preserve">{{ sd_defendant_city }}</w:t>
       </w:r>
       <w:r>
         <w:rPr>
@@ -581,7 +581,7 @@
           <w:lang w:eastAsia="sr-Cyrl-RS"/>
           <w14:ligatures w14:val="none"/>
         </w:rPr>
-        <w:t xml:space="preserve">sd_defendant_city</w:t>
+        <w:t xml:space="preserve"/>
       </w:r>
       <w:r>
         <w:rPr>
@@ -592,7 +592,7 @@
           <w:lang w:eastAsia="sr-Cyrl-RS"/>
           <w14:ligatures w14:val="none"/>
         </w:rPr>
-        <w:t xml:space="preserve"> }}</w:t>
+        <w:t xml:space="preserve"/>
       </w:r>
       <w:r>
         <w:rPr>
@@ -622,7 +622,7 @@
           <w:lang w:eastAsia="sr-Cyrl-RS"/>
           <w14:ligatures w14:val="none"/>
         </w:rPr>
-        <w:t xml:space="preserve">{{ </w:t>
+        <w:t xml:space="preserve">{{ sd_defendant_adress }}</w:t>
       </w:r>
       <w:r>
         <w:rPr>
@@ -633,7 +633,7 @@
           <w:lang w:eastAsia="sr-Cyrl-RS"/>
           <w14:ligatures w14:val="none"/>
         </w:rPr>
-        <w:t xml:space="preserve">sd_defendant</w:t>
+        <w:t xml:space="preserve"/>
       </w:r>
       <w:r>
         <w:rPr>
@@ -644,7 +644,7 @@
           <w:lang w:eastAsia="sr-Cyrl-RS"/>
           <w14:ligatures w14:val="none"/>
         </w:rPr>
-        <w:t xml:space="preserve">_ </w:t>
+        <w:t xml:space="preserve"/>
       </w:r>
       <w:r>
         <w:rPr>
@@ -655,7 +655,7 @@
           <w:lang w:eastAsia="sr-Cyrl-RS"/>
           <w14:ligatures w14:val="none"/>
         </w:rPr>
-        <w:t xml:space="preserve">adress</w:t>
+        <w:t xml:space="preserve"/>
       </w:r>
       <w:r>
         <w:rPr>
@@ -666,7 +666,7 @@
           <w:lang w:eastAsia="sr-Cyrl-RS"/>
           <w14:ligatures w14:val="none"/>
         </w:rPr>
-        <w:t xml:space="preserve"> }}</w:t>
+        <w:t xml:space="preserve"/>
       </w:r>
       <w:r>
         <w:rPr>
@@ -688,7 +688,7 @@
           <w:lang w:eastAsia="sr-Cyrl-RS"/>
           <w14:ligatures w14:val="none"/>
         </w:rPr>
-        <w:t xml:space="preserve">{{ </w:t>
+        <w:t xml:space="preserve">{{ sd_lawyer_full_name }}</w:t>
       </w:r>
       <w:r>
         <w:rPr>
@@ -699,7 +699,7 @@
           <w:lang w:eastAsia="sr-Cyrl-RS"/>
           <w14:ligatures w14:val="none"/>
         </w:rPr>
-        <w:t xml:space="preserve">sd_lawyer_full_name</w:t>
+        <w:t xml:space="preserve"/>
       </w:r>
       <w:r>
         <w:rPr>
@@ -710,7 +710,7 @@
           <w:lang w:eastAsia="sr-Cyrl-RS"/>
           <w14:ligatures w14:val="none"/>
         </w:rPr>
-        <w:t xml:space="preserve"> }}, {{ </w:t>
+        <w:t xml:space="preserve">, {{ sd_lawyer_adress }}</w:t>
       </w:r>
       <w:r>
         <w:rPr>
@@ -721,7 +721,7 @@
           <w:lang w:eastAsia="sr-Cyrl-RS"/>
           <w14:ligatures w14:val="none"/>
         </w:rPr>
-        <w:t xml:space="preserve">sd_lawyer_adress</w:t>
+        <w:t xml:space="preserve"/>
       </w:r>
       <w:r>
         <w:rPr>
@@ -732,7 +732,7 @@
           <w:lang w:eastAsia="sr-Cyrl-RS"/>
           <w14:ligatures w14:val="none"/>
         </w:rPr>
-        <w:t xml:space="preserve"> }}</w:t>
+        <w:t xml:space="preserve"/>
       </w:r>
       <w:r>
         <w:rPr>
@@ -886,7 +886,7 @@
           <w:lang w:eastAsia="sr-Cyrl-RS"/>
           <w14:ligatures w14:val="none"/>
         </w:rPr>
-        <w:t xml:space="preserve">{{ </w:t>
+        <w:t xml:space="preserve">{{ sd_dispute_value }}</w:t>
       </w:r>
       <w:r>
         <w:rPr>
@@ -897,7 +897,7 @@
           <w:lang w:eastAsia="sr-Cyrl-RS"/>
           <w14:ligatures w14:val="none"/>
         </w:rPr>
-        <w:t xml:space="preserve">sd_dispute_value</w:t>
+        <w:t xml:space="preserve"/>
       </w:r>
       <w:r>
         <w:rPr>
@@ -908,7 +908,7 @@
           <w:lang w:eastAsia="sr-Cyrl-RS"/>
           <w14:ligatures w14:val="none"/>
         </w:rPr>
-        <w:t xml:space="preserve"> }} </w:t>
+        <w:t xml:space="preserve"> </w:t>
       </w:r>
       <w:r>
         <w:rPr>
@@ -1016,7 +1016,7 @@
           <w:lang w:eastAsia="sr-Cyrl-RS"/>
           <w14:ligatures w14:val="none"/>
         </w:rPr>
-        <w:t xml:space="preserve">{{ </w:t>
+        <w:t xml:space="preserve">{{ sd_date_of_debt }}</w:t>
       </w:r>
       <w:r>
         <w:rPr>
@@ -1027,7 +1027,7 @@
           <w:lang w:eastAsia="sr-Cyrl-RS"/>
           <w14:ligatures w14:val="none"/>
         </w:rPr>
-        <w:t xml:space="preserve">sd_date_of</w:t>
+        <w:t xml:space="preserve"/>
       </w:r>
       <w:r>
         <w:rPr>
@@ -1038,7 +1038,7 @@
           <w:lang w:eastAsia="sr-Cyrl-RS"/>
           <w14:ligatures w14:val="none"/>
         </w:rPr>
-        <w:t xml:space="preserve">_</w:t>
+        <w:t xml:space="preserve"/>
       </w:r>
       <w:r>
         <w:rPr>
@@ -1049,7 +1049,7 @@
           <w:lang w:val="sr-Latn-RS" w:eastAsia="sr-Cyrl-RS"/>
           <w14:ligatures w14:val="none"/>
         </w:rPr>
-        <w:t xml:space="preserve">debt</w:t>
+        <w:t xml:space="preserve"/>
       </w:r>
       <w:r>
         <w:rPr>
@@ -1060,7 +1060,7 @@
           <w:lang w:eastAsia="sr-Cyrl-RS"/>
           <w14:ligatures w14:val="none"/>
         </w:rPr>
-        <w:t xml:space="preserve"> }} </w:t>
+        <w:t xml:space="preserve"> </w:t>
       </w:r>
       <w:r>
         <w:rPr>
@@ -1088,7 +1088,7 @@
           <w:lang w:eastAsia="sr-Cyrl-RS"/>
           <w14:ligatures w14:val="none"/>
         </w:rPr>
-        <w:t xml:space="preserve">{{ </w:t>
+        <w:t xml:space="preserve">{{ sd_dispute_value }}</w:t>
       </w:r>
       <w:r>
         <w:rPr>
@@ -1099,7 +1099,7 @@
           <w:lang w:eastAsia="sr-Cyrl-RS"/>
           <w14:ligatures w14:val="none"/>
         </w:rPr>
-        <w:t xml:space="preserve">sd_dispute_value</w:t>
+        <w:t xml:space="preserve"/>
       </w:r>
       <w:r>
         <w:rPr>
@@ -1110,7 +1110,7 @@
           <w:lang w:eastAsia="sr-Cyrl-RS"/>
           <w14:ligatures w14:val="none"/>
         </w:rPr>
-        <w:t xml:space="preserve"> }}</w:t>
+        <w:t xml:space="preserve"/>
       </w:r>
       <w:r>
         <w:rPr>
@@ -1175,7 +1175,7 @@
           <w:lang w:eastAsia="sr-Cyrl-RS"/>
           <w14:ligatures w14:val="none"/>
         </w:rPr>
-        <w:t xml:space="preserve">{{ </w:t>
+        <w:t xml:space="preserve">{{ sd_debt_duedate }}</w:t>
       </w:r>
       <w:r>
         <w:rPr>
@@ -1186,7 +1186,7 @@
           <w:lang w:eastAsia="sr-Cyrl-RS"/>
           <w14:ligatures w14:val="none"/>
         </w:rPr>
-        <w:t xml:space="preserve">sd</w:t>
+        <w:t xml:space="preserve"/>
       </w:r>
       <w:r>
         <w:rPr>
@@ -1197,7 +1197,7 @@
           <w:lang w:eastAsia="sr-Cyrl-RS"/>
           <w14:ligatures w14:val="none"/>
         </w:rPr>
-        <w:t xml:space="preserve">_</w:t>
+        <w:t xml:space="preserve"/>
       </w:r>
       <w:r>
         <w:rPr>
@@ -1208,7 +1208,7 @@
           <w:lang w:val="sr-Latn-RS" w:eastAsia="sr-Cyrl-RS"/>
           <w14:ligatures w14:val="none"/>
         </w:rPr>
-        <w:t xml:space="preserve">debt</w:t>
+        <w:t xml:space="preserve"/>
       </w:r>
       <w:r>
         <w:rPr>
@@ -1219,7 +1219,7 @@
           <w:lang w:eastAsia="sr-Cyrl-RS"/>
           <w14:ligatures w14:val="none"/>
         </w:rPr>
-        <w:t xml:space="preserve">_</w:t>
+        <w:t xml:space="preserve"/>
       </w:r>
       <w:r>
         <w:rPr>
@@ -1230,7 +1230,7 @@
           <w:lang w:val="sr-Latn-RS" w:eastAsia="sr-Cyrl-RS"/>
           <w14:ligatures w14:val="none"/>
         </w:rPr>
-        <w:t xml:space="preserve">duedate</w:t>
+        <w:t xml:space="preserve"/>
       </w:r>
       <w:r>
         <w:rPr>
@@ -1241,7 +1241,7 @@
           <w:lang w:eastAsia="sr-Cyrl-RS"/>
           <w14:ligatures w14:val="none"/>
         </w:rPr>
-        <w:t xml:space="preserve"> }} </w:t>
+        <w:t xml:space="preserve"> </w:t>
       </w:r>
       <w:r>
         <w:rPr>
@@ -1297,7 +1297,7 @@
           <w:lang w:eastAsia="sr-Cyrl-RS"/>
           <w14:ligatures w14:val="none"/>
         </w:rPr>
-        <w:t xml:space="preserve">{{ </w:t>
+        <w:t xml:space="preserve">{{ sd_evidence_material }}</w:t>
       </w:r>
       <w:r>
         <w:rPr>
@@ -1308,7 +1308,7 @@
           <w:lang w:eastAsia="sr-Cyrl-RS"/>
           <w14:ligatures w14:val="none"/>
         </w:rPr>
-        <w:t xml:space="preserve">sd_evidence</w:t>
+        <w:t xml:space="preserve"/>
       </w:r>
       <w:r>
         <w:rPr>
@@ -1319,7 +1319,7 @@
           <w:lang w:eastAsia="sr-Cyrl-RS"/>
           <w14:ligatures w14:val="none"/>
         </w:rPr>
-        <w:t xml:space="preserve">_</w:t>
+        <w:t xml:space="preserve"/>
       </w:r>
       <w:r>
         <w:rPr>
@@ -1330,7 +1330,7 @@
           <w:lang w:val="sr-Latn-RS" w:eastAsia="sr-Cyrl-RS"/>
           <w14:ligatures w14:val="none"/>
         </w:rPr>
-        <w:t xml:space="preserve">material</w:t>
+        <w:t xml:space="preserve"/>
       </w:r>
       <w:r>
         <w:rPr>
@@ -1341,7 +1341,7 @@
           <w:lang w:eastAsia="sr-Cyrl-RS"/>
           <w14:ligatures w14:val="none"/>
         </w:rPr>
-        <w:t xml:space="preserve"> }}</w:t>
+        <w:t xml:space="preserve"/>
       </w:r>
       <w:r>
         <w:rPr>
@@ -1412,7 +1412,7 @@
           <w:lang w:eastAsia="sr-Cyrl-RS"/>
           <w14:ligatures w14:val="none"/>
         </w:rPr>
-        <w:t xml:space="preserve">{{ </w:t>
+        <w:t xml:space="preserve">{{ sd_dispute_value }}</w:t>
       </w:r>
       <w:r>
         <w:rPr>
@@ -1423,7 +1423,7 @@
           <w:lang w:eastAsia="sr-Cyrl-RS"/>
           <w14:ligatures w14:val="none"/>
         </w:rPr>
-        <w:t xml:space="preserve">sd_dispute_value</w:t>
+        <w:t xml:space="preserve"/>
       </w:r>
       <w:r>
         <w:rPr>
@@ -1434,7 +1434,7 @@
           <w:lang w:eastAsia="sr-Cyrl-RS"/>
           <w14:ligatures w14:val="none"/>
         </w:rPr>
-        <w:t xml:space="preserve"> }}</w:t>
+        <w:t xml:space="preserve"/>
       </w:r>
       <w:r>
         <w:rPr>
@@ -1620,7 +1620,7 @@
           <w:lang w:eastAsia="sr-Cyrl-RS"/>
           <w14:ligatures w14:val="none"/>
         </w:rPr>
-        <w:t xml:space="preserve">{{ </w:t>
+        <w:t xml:space="preserve">{{ sd_defendant_full_name }}</w:t>
       </w:r>
       <w:r>
         <w:rPr>
@@ -1631,7 +1631,7 @@
           <w:lang w:eastAsia="sr-Cyrl-RS"/>
           <w14:ligatures w14:val="none"/>
         </w:rPr>
-        <w:t xml:space="preserve">sd_defendant_full_name</w:t>
+        <w:t xml:space="preserve"/>
       </w:r>
       <w:r>
         <w:rPr>
@@ -1642,7 +1642,7 @@
           <w:lang w:eastAsia="sr-Cyrl-RS"/>
           <w14:ligatures w14:val="none"/>
         </w:rPr>
-        <w:t xml:space="preserve"> }}</w:t>
+        <w:t xml:space="preserve"/>
       </w:r>
       <w:r>
         <w:rPr>
@@ -1664,7 +1664,7 @@
           <w:lang w:eastAsia="sr-Cyrl-RS"/>
           <w14:ligatures w14:val="none"/>
         </w:rPr>
-        <w:t xml:space="preserve">{{ </w:t>
+        <w:t xml:space="preserve">{{ sd_defendant_ID }}</w:t>
       </w:r>
       <w:r>
         <w:rPr>
@@ -1675,7 +1675,7 @@
           <w:lang w:eastAsia="sr-Cyrl-RS"/>
           <w14:ligatures w14:val="none"/>
         </w:rPr>
-        <w:t xml:space="preserve">sd</w:t>
+        <w:t xml:space="preserve"/>
       </w:r>
       <w:r>
         <w:rPr>
@@ -1686,7 +1686,7 @@
           <w:lang w:eastAsia="sr-Cyrl-RS"/>
           <w14:ligatures w14:val="none"/>
         </w:rPr>
-        <w:t xml:space="preserve">_ </w:t>
+        <w:t xml:space="preserve"/>
       </w:r>
       <w:r>
         <w:rPr>
@@ -1697,7 +1697,7 @@
           <w:lang w:eastAsia="sr-Cyrl-RS"/>
           <w14:ligatures w14:val="none"/>
         </w:rPr>
-        <w:t xml:space="preserve">defendant</w:t>
+        <w:t xml:space="preserve"/>
       </w:r>
       <w:r>
         <w:rPr>
@@ -1708,7 +1708,7 @@
           <w:lang w:eastAsia="sr-Cyrl-RS"/>
           <w14:ligatures w14:val="none"/>
         </w:rPr>
-        <w:t xml:space="preserve">_</w:t>
+        <w:t xml:space="preserve"/>
       </w:r>
       <w:r>
         <w:rPr>
@@ -1719,7 +1719,7 @@
           <w:lang w:val="sr-Latn-RS" w:eastAsia="sr-Cyrl-RS"/>
           <w14:ligatures w14:val="none"/>
         </w:rPr>
-        <w:t xml:space="preserve">ID</w:t>
+        <w:t xml:space="preserve"/>
       </w:r>
       <w:r>
         <w:rPr>
@@ -1730,7 +1730,7 @@
           <w:lang w:eastAsia="sr-Cyrl-RS"/>
           <w14:ligatures w14:val="none"/>
         </w:rPr>
-        <w:t xml:space="preserve"> }},</w:t>
+        <w:t xml:space="preserve">,</w:t>
       </w:r>
       <w:r>
         <w:rPr>
@@ -1758,7 +1758,7 @@
           <w:lang w:eastAsia="sr-Cyrl-RS"/>
           <w14:ligatures w14:val="none"/>
         </w:rPr>
-        <w:t xml:space="preserve">{{ </w:t>
+        <w:t xml:space="preserve">{{ sd_claimant_full_name }}</w:t>
       </w:r>
       <w:r>
         <w:rPr>
@@ -1769,7 +1769,7 @@
           <w:lang w:eastAsia="sr-Cyrl-RS"/>
           <w14:ligatures w14:val="none"/>
         </w:rPr>
-        <w:t xml:space="preserve">sd_claimant_full_name</w:t>
+        <w:t xml:space="preserve"/>
       </w:r>
       <w:r>
         <w:rPr>
@@ -1780,7 +1780,7 @@
           <w:lang w:eastAsia="sr-Cyrl-RS"/>
           <w14:ligatures w14:val="none"/>
         </w:rPr>
-        <w:t xml:space="preserve"> }},</w:t>
+        <w:t xml:space="preserve">,</w:t>
       </w:r>
       <w:r>
         <w:rPr>
@@ -1802,7 +1802,7 @@
           <w:lang w:eastAsia="sr-Cyrl-RS"/>
           <w14:ligatures w14:val="none"/>
         </w:rPr>
-        <w:t xml:space="preserve">{{ </w:t>
+        <w:t xml:space="preserve">{{ sd_claimant_ID }}</w:t>
       </w:r>
       <w:r>
         <w:rPr>
@@ -1813,7 +1813,7 @@
           <w:lang w:eastAsia="sr-Cyrl-RS"/>
           <w14:ligatures w14:val="none"/>
         </w:rPr>
-        <w:t xml:space="preserve">sd_claimant</w:t>
+        <w:t xml:space="preserve"/>
       </w:r>
       <w:r>
         <w:rPr>
@@ -1824,7 +1824,7 @@
           <w:lang w:eastAsia="sr-Cyrl-RS"/>
           <w14:ligatures w14:val="none"/>
         </w:rPr>
-        <w:t xml:space="preserve">_</w:t>
+        <w:t xml:space="preserve"/>
       </w:r>
       <w:r>
         <w:rPr>
@@ -1835,7 +1835,7 @@
           <w:lang w:val="sr-Latn-RS" w:eastAsia="sr-Cyrl-RS"/>
           <w14:ligatures w14:val="none"/>
         </w:rPr>
-        <w:t xml:space="preserve">ID</w:t>
+        <w:t xml:space="preserve"/>
       </w:r>
       <w:r>
         <w:rPr>
@@ -1846,7 +1846,7 @@
           <w:lang w:eastAsia="sr-Cyrl-RS"/>
           <w14:ligatures w14:val="none"/>
         </w:rPr>
-        <w:t xml:space="preserve"> }}</w:t>
+        <w:t xml:space="preserve"/>
       </w:r>
       <w:r>
         <w:rPr>
@@ -1876,7 +1876,7 @@
           <w:lang w:eastAsia="sr-Cyrl-RS"/>
           <w14:ligatures w14:val="none"/>
         </w:rPr>
-        <w:t xml:space="preserve">{{ </w:t>
+        <w:t xml:space="preserve">{{ sd_dispute_value }}</w:t>
       </w:r>
       <w:r>
         <w:rPr>
@@ -1887,7 +1887,7 @@
           <w:lang w:eastAsia="sr-Cyrl-RS"/>
           <w14:ligatures w14:val="none"/>
         </w:rPr>
-        <w:t xml:space="preserve">sd_dispute_value</w:t>
+        <w:t xml:space="preserve"/>
       </w:r>
       <w:r>
         <w:rPr>
@@ -1898,7 +1898,7 @@
           <w:lang w:eastAsia="sr-Cyrl-RS"/>
           <w14:ligatures w14:val="none"/>
         </w:rPr>
-        <w:t xml:space="preserve"> }}</w:t>
+        <w:t xml:space="preserve"/>
       </w:r>
       <w:r>
         <w:rPr>
@@ -1928,7 +1928,7 @@
           <w:lang w:eastAsia="sr-Cyrl-RS"/>
           <w14:ligatures w14:val="none"/>
         </w:rPr>
-        <w:t xml:space="preserve">{{ </w:t>
+        <w:t xml:space="preserve">{{ sd_debt_interestdate }}</w:t>
       </w:r>
       <w:r>
         <w:rPr>
@@ -1939,7 +1939,7 @@
           <w:lang w:eastAsia="sr-Cyrl-RS"/>
           <w14:ligatures w14:val="none"/>
         </w:rPr>
-        <w:t xml:space="preserve">sd</w:t>
+        <w:t xml:space="preserve"/>
       </w:r>
       <w:r>
         <w:rPr>
@@ -1950,7 +1950,7 @@
           <w:lang w:eastAsia="sr-Cyrl-RS"/>
           <w14:ligatures w14:val="none"/>
         </w:rPr>
-        <w:t xml:space="preserve">_</w:t>
+        <w:t xml:space="preserve"/>
       </w:r>
       <w:r>
         <w:rPr>
@@ -1961,7 +1961,7 @@
           <w:lang w:val="sr-Latn-RS" w:eastAsia="sr-Cyrl-RS"/>
           <w14:ligatures w14:val="none"/>
         </w:rPr>
-        <w:t xml:space="preserve">debt</w:t>
+        <w:t xml:space="preserve"/>
       </w:r>
       <w:r>
         <w:rPr>
@@ -1972,7 +1972,7 @@
           <w:lang w:eastAsia="sr-Cyrl-RS"/>
           <w14:ligatures w14:val="none"/>
         </w:rPr>
-        <w:t xml:space="preserve">_</w:t>
+        <w:t xml:space="preserve"/>
       </w:r>
       <w:r>
         <w:rPr>
@@ -1983,7 +1983,7 @@
           <w:lang w:val="sr-Latn-RS" w:eastAsia="sr-Cyrl-RS"/>
           <w14:ligatures w14:val="none"/>
         </w:rPr>
-        <w:t xml:space="preserve">interestdate</w:t>
+        <w:t xml:space="preserve"/>
       </w:r>
       <w:r>
         <w:rPr>
@@ -1994,7 +1994,7 @@
           <w:lang w:eastAsia="sr-Cyrl-RS"/>
           <w14:ligatures w14:val="none"/>
         </w:rPr>
-        <w:t xml:space="preserve"> }} </w:t>
+        <w:t xml:space="preserve"> </w:t>
       </w:r>
       <w:r>
         <w:rPr>
@@ -2058,7 +2058,7 @@
           <w:lang w:eastAsia="sr-Cyrl-RS"/>
           <w14:ligatures w14:val="none"/>
         </w:rPr>
-        <w:t xml:space="preserve">{{ </w:t>
+        <w:t xml:space="preserve">{{ sd_proceedings_expenses }}</w:t>
       </w:r>
       <w:r>
         <w:rPr>
@@ -2069,7 +2069,7 @@
           <w:lang w:eastAsia="sr-Cyrl-RS"/>
           <w14:ligatures w14:val="none"/>
         </w:rPr>
-        <w:t xml:space="preserve">sd</w:t>
+        <w:t xml:space="preserve"/>
       </w:r>
       <w:r>
         <w:rPr>
@@ -2080,7 +2080,7 @@
           <w:lang w:eastAsia="sr-Cyrl-RS"/>
           <w14:ligatures w14:val="none"/>
         </w:rPr>
-        <w:t xml:space="preserve">_</w:t>
+        <w:t xml:space="preserve"/>
       </w:r>
       <w:r>
         <w:rPr>
@@ -2091,7 +2091,7 @@
           <w:lang w:val="en-US" w:eastAsia="sr-Cyrl-RS"/>
           <w14:ligatures w14:val="none"/>
         </w:rPr>
-        <w:t xml:space="preserve">proceedings</w:t>
+        <w:t xml:space="preserve"/>
       </w:r>
       <w:r>
         <w:rPr>
@@ -2102,7 +2102,7 @@
           <w:lang w:val="ru-RU" w:eastAsia="sr-Cyrl-RS"/>
           <w14:ligatures w14:val="none"/>
         </w:rPr>
-        <w:t xml:space="preserve">_</w:t>
+        <w:t xml:space="preserve"/>
       </w:r>
       <w:r>
         <w:rPr>
@@ -2113,7 +2113,7 @@
           <w:lang w:val="en-US" w:eastAsia="sr-Cyrl-RS"/>
           <w14:ligatures w14:val="none"/>
         </w:rPr>
-        <w:t xml:space="preserve">expenses</w:t>
+        <w:t xml:space="preserve"/>
       </w:r>
       <w:r>
         <w:rPr>
@@ -2124,7 +2124,7 @@
           <w:lang w:eastAsia="sr-Cyrl-RS"/>
           <w14:ligatures w14:val="none"/>
         </w:rPr>
-        <w:t xml:space="preserve"> }} </w:t>
+        <w:t xml:space="preserve"> </w:t>
       </w:r>
       <w:r>
         <w:rPr>
@@ -2219,7 +2219,7 @@
           <w:lang w:eastAsia="sr-Cyrl-RS"/>
           <w14:ligatures w14:val="none"/>
         </w:rPr>
-        <w:t xml:space="preserve">{{ </w:t>
+        <w:t xml:space="preserve">{{ sd_location }}</w:t>
       </w:r>
       <w:r>
         <w:rPr>
@@ -2230,7 +2230,7 @@
           <w:lang w:eastAsia="sr-Cyrl-RS"/>
           <w14:ligatures w14:val="none"/>
         </w:rPr>
-        <w:t xml:space="preserve">sd</w:t>
+        <w:t xml:space="preserve"/>
       </w:r>
       <w:r>
         <w:rPr>
@@ -2241,7 +2241,7 @@
           <w:lang w:eastAsia="sr-Cyrl-RS"/>
           <w14:ligatures w14:val="none"/>
         </w:rPr>
-        <w:t xml:space="preserve">_</w:t>
+        <w:t xml:space="preserve"/>
       </w:r>
       <w:r>
         <w:rPr>
@@ -2252,7 +2252,7 @@
           <w:lang w:val="en-US" w:eastAsia="sr-Cyrl-RS"/>
           <w14:ligatures w14:val="none"/>
         </w:rPr>
-        <w:t xml:space="preserve">location</w:t>
+        <w:t xml:space="preserve"/>
       </w:r>
       <w:r>
         <w:rPr>
@@ -2263,7 +2263,7 @@
           <w:lang w:eastAsia="sr-Cyrl-RS"/>
           <w14:ligatures w14:val="none"/>
         </w:rPr>
-        <w:t xml:space="preserve"> }}</w:t>
+        <w:t xml:space="preserve"/>
       </w:r>
       <w:r>
         <w:rPr>
@@ -2309,7 +2309,7 @@
           <w:lang w:eastAsia="sr-Cyrl-RS"/>
           <w14:ligatures w14:val="none"/>
         </w:rPr>
-        <w:t xml:space="preserve">{{ </w:t>
+        <w:t xml:space="preserve">{{ sd_date }}</w:t>
       </w:r>
       <w:r>
         <w:rPr>
@@ -2320,7 +2320,7 @@
           <w:lang w:eastAsia="sr-Cyrl-RS"/>
           <w14:ligatures w14:val="none"/>
         </w:rPr>
-        <w:t xml:space="preserve">sd</w:t>
+        <w:t xml:space="preserve"/>
       </w:r>
       <w:r>
         <w:rPr>
@@ -2331,7 +2331,7 @@
           <w:lang w:eastAsia="sr-Cyrl-RS"/>
           <w14:ligatures w14:val="none"/>
         </w:rPr>
-        <w:t xml:space="preserve">_</w:t>
+        <w:t xml:space="preserve"/>
       </w:r>
       <w:r>
         <w:rPr>
@@ -2342,7 +2342,7 @@
           <w:lang w:val="en-US" w:eastAsia="sr-Cyrl-RS"/>
           <w14:ligatures w14:val="none"/>
         </w:rPr>
-        <w:t xml:space="preserve">date</w:t>
+        <w:t xml:space="preserve"/>
       </w:r>
       <w:r>
         <w:rPr>
@@ -2353,7 +2353,7 @@
           <w:lang w:eastAsia="sr-Cyrl-RS"/>
           <w14:ligatures w14:val="none"/>
         </w:rPr>
-        <w:t xml:space="preserve"> }</w:t>
+        <w:t xml:space="preserve"/>
       </w:r>
       <w:r>
         <w:rPr>
@@ -2446,7 +2446,7 @@
           <w:szCs w:val="24"/>
           <w:lang w:val="en-US"/>
         </w:rPr>
-        <w:t xml:space="preserve">{{</w:t>
+        <w:t xml:space="preserve">{{ lawyer_signature }}</w:t>
       </w:r>
       <w:r>
         <w:rPr>
@@ -2458,7 +2458,7 @@
           <w:szCs w:val="24"/>
           <w:lang w:val="sr-Latn-RS"/>
         </w:rPr>
-        <w:t xml:space="preserve">lawyer</w:t>
+        <w:t xml:space="preserve"/>
       </w:r>
       <w:r>
         <w:rPr>
@@ -2470,7 +2470,7 @@
           <w:szCs w:val="24"/>
           <w:lang w:val="sr-Latn-RS"/>
         </w:rPr>
-        <w:t xml:space="preserve">_</w:t>
+        <w:t xml:space="preserve"/>
       </w:r>
       <w:r>
         <w:rPr>
@@ -2482,7 +2482,7 @@
           <w:szCs w:val="24"/>
           <w:lang w:val="sr-Latn-RS"/>
         </w:rPr>
-        <w:t xml:space="preserve">signature</w:t>
+        <w:t xml:space="preserve"/>
       </w:r>
       <w:r>
         <w:rPr>
@@ -2494,7 +2494,7 @@
           <w:szCs w:val="24"/>
           <w:lang w:val="sr-Latn-RS"/>
         </w:rPr>
-        <w:t xml:space="preserve">}}</w:t>
+        <w:t xml:space="preserve"/>
       </w:r>
       <w:r>
         <w:rPr>

--- a/docassemble/SmartDocx_sr/data/templates/lawsuit-for-debt-collection_sr.docx
+++ b/docassemble/SmartDocx_sr/data/templates/lawsuit-for-debt-collection_sr.docx
@@ -2559,52 +2559,7 @@
 
 <file path=word/footer1.xml><?xml version="1.0" encoding="utf-8"?>
 <w:ftr xmlns:wpc="http://schemas.microsoft.com/office/word/2010/wordprocessingCanvas" xmlns:mc="http://schemas.openxmlformats.org/markup-compatibility/2006" xmlns:o="urn:schemas-microsoft-com:office:office" xmlns:r="http://schemas.openxmlformats.org/officeDocument/2006/relationships" xmlns:m="http://schemas.openxmlformats.org/officeDocument/2006/math" xmlns:v="urn:schemas-microsoft-com:vml" xmlns:wp14="http://schemas.microsoft.com/office/word/2010/wordprocessingDrawing" xmlns:wp="http://schemas.openxmlformats.org/drawingml/2006/wordprocessingDrawing" xmlns:w10="urn:schemas-microsoft-com:office:word" xmlns:w="http://schemas.openxmlformats.org/wordprocessingml/2006/main" xmlns:w14="http://schemas.microsoft.com/office/word/2010/wordml" xmlns:w15="http://schemas.microsoft.com/office/word/2012/wordml" xmlns:wpg="http://schemas.microsoft.com/office/word/2010/wordprocessingGroup" xmlns:wpi="http://schemas.microsoft.com/office/word/2010/wordprocessingInk" xmlns:wne="http://schemas.microsoft.com/office/word/2006/wordml" xmlns:a="http://schemas.openxmlformats.org/drawingml/2006/main" xmlns:wps="http://schemas.microsoft.com/office/word/2010/wordprocessingShape" mc:Ignorable="w14 w15 wp14">
-  <w:p>
-    <w:pPr>
-      <w:pBdr/>
-      <w:spacing/>
-      <w:ind/>
-      <w:jc w:val="center"/>
-      <w:rPr/>
-    </w:pPr>
-    <w:r>
-      <w:t xml:space="preserve">{{p </w:t>
-    </w:r>
-    <w:r>
-      <w:t xml:space="preserve">include_docx_template</w:t>
-    </w:r>
-    <w:r>
-      <w:t xml:space="preserve">(</w:t>
-    </w:r>
-    <w:r>
-      <w:t xml:space="preserve">l</w:t>
-    </w:r>
-    <w:r>
-      <w:t xml:space="preserve">f</w:t>
-    </w:r>
-    <w:r>
-      <w:t xml:space="preserve">Var</w:t>
-    </w:r>
-    <w:r>
-      <w:t xml:space="preserve">) }</w:t>
-    </w:r>
-    <w:r>
-      <w:t xml:space="preserve">}</w:t>
-    </w:r>
-    <w:r/>
-    <w:r/>
-  </w:p>
-  <w:p>
-    <w:pPr>
-      <w:pStyle w:val="44"/>
-      <w:pBdr/>
-      <w:spacing/>
-      <w:ind/>
-      <w:rPr/>
-    </w:pPr>
-    <w:r/>
-    <w:r/>
-  </w:p>
+  <w:p/>
 </w:ftr>
 </file>
 
@@ -2645,38 +2600,7 @@
 
 <file path=word/header1.xml><?xml version="1.0" encoding="utf-8"?>
 <w:hdr xmlns:wpc="http://schemas.microsoft.com/office/word/2010/wordprocessingCanvas" xmlns:mc="http://schemas.openxmlformats.org/markup-compatibility/2006" xmlns:o="urn:schemas-microsoft-com:office:office" xmlns:r="http://schemas.openxmlformats.org/officeDocument/2006/relationships" xmlns:m="http://schemas.openxmlformats.org/officeDocument/2006/math" xmlns:v="urn:schemas-microsoft-com:vml" xmlns:wp14="http://schemas.microsoft.com/office/word/2010/wordprocessingDrawing" xmlns:wp="http://schemas.openxmlformats.org/drawingml/2006/wordprocessingDrawing" xmlns:w10="urn:schemas-microsoft-com:office:word" xmlns:w="http://schemas.openxmlformats.org/wordprocessingml/2006/main" xmlns:w14="http://schemas.microsoft.com/office/word/2010/wordml" xmlns:w15="http://schemas.microsoft.com/office/word/2012/wordml" xmlns:wpg="http://schemas.microsoft.com/office/word/2010/wordprocessingGroup" xmlns:wpi="http://schemas.microsoft.com/office/word/2010/wordprocessingInk" xmlns:wne="http://schemas.microsoft.com/office/word/2006/wordml" xmlns:a="http://schemas.openxmlformats.org/drawingml/2006/main" xmlns:wps="http://schemas.microsoft.com/office/word/2010/wordprocessingShape" mc:Ignorable="w14 w15 wp14">
-  <w:p>
-    <w:pPr>
-      <w:pBdr/>
-      <w:spacing/>
-      <w:ind/>
-      <w:jc w:val="center"/>
-      <w:rPr/>
-    </w:pPr>
-    <w:r>
-      <w:t xml:space="preserve">{{p </w:t>
-    </w:r>
-    <w:r>
-      <w:t xml:space="preserve">include_docx_template</w:t>
-    </w:r>
-    <w:r>
-      <w:t xml:space="preserve">(</w:t>
-    </w:r>
-    <w:r>
-      <w:t xml:space="preserve">lhVar</w:t>
-    </w:r>
-    <w:r>
-      <w:t xml:space="preserve">) }</w:t>
-    </w:r>
-    <w:r>
-      <w:t xml:space="preserve">}</w:t>
-    </w:r>
-    <w:r/>
-    <w:r/>
-    <w:r/>
-    <w:r/>
-    <w:r/>
-  </w:p>
+  <w:p/>
 </w:hdr>
 </file>
 
